--- a/docx/10-servicios-red/10-servicios-red.docx
+++ b/docx/10-servicios-red/10-servicios-red.docx
@@ -28,13 +28,13 @@
         </w:p>
       </w:sdtContent>
     </w:sdt>
-    <w:bookmarkStart w:id="25" w:name="u10-servicios-de-red-dhcp-dns-y-ntp"/>
+    <w:bookmarkStart w:id="25" w:name="servicios-de-red-dhcp-dns-y-ntp"/>
     <w:p>
       <w:pPr>
         <w:pStyle w:val="Heading1"/>
       </w:pPr>
       <w:r>
-        <w:t xml:space="preserve">U10 — Servicios de red: DHCP, DNS y NTP</w:t>
+        <w:t xml:space="preserve">Servicios de red: DHCP, DNS y NTP</w:t>
       </w:r>
     </w:p>
     <w:p>
@@ -76,7 +76,7 @@
           <w:b/>
           <w:bCs/>
         </w:rPr>
-        <w:t xml:space="preserve">🗄️ AQUÍ ESTÁS (U10)</w:t>
+        <w:t xml:space="preserve">🗄️ AQUÍ ESTÁS</w:t>
       </w:r>
       <w:r>
         <w:t xml:space="preserve"> </w:t>
@@ -137,7 +137,7 @@
         <w:pStyle w:val="BodyText"/>
       </w:pPr>
       <w:r>
-        <w:t xml:space="preserve">Bienvenido a la unidad de los servicios invisibles. Hasta ahora has construido la red: medios (UD2), direcciones (UD3), conmutación (UD4-UD5), enrutamiento (UD6-UD7), seguridad (UD8) y salida a Internet (UD9). Pero una red sin servicios es un edificio con luces y sin ascensor: funciona el esqueleto, pero nadie puede trabajar. Aquí despliegas los tres servicios críticos que toda red profesional necesita para que los usuarios ni se enteren de que la red existe.</w:t>
+        <w:t xml:space="preserve">Bienvenido a la unidad de los servicios invisibles. Hasta ahora has construido la red: medios, direcciones, conmutación, enrutamiento, seguridad y salida a Internet. Pero una red sin servicios es un edificio con luces y sin ascensor: funciona el esqueleto, pero nadie puede trabajar. Aquí despliegas los tres servicios críticos que toda red profesional necesita para que los usuarios ni se enteren de que la red existe.</w:t>
       </w:r>
     </w:p>
     <w:p>
@@ -1073,7 +1073,7 @@
           <w:rPr>
             <w:rStyle w:val="Hyperlink"/>
           </w:rPr>
-          <w:t xml:space="preserve">UD3</w:t>
+          <w:t xml:space="preserve">unidad de dirección IP</w:t>
         </w:r>
       </w:hyperlink>
       <w:r>
@@ -1152,7 +1152,7 @@
             <w:b/>
             <w:bCs/>
           </w:rPr>
-          <w:t xml:space="preserve">UD11 · Redes inalámbricas</w:t>
+          <w:t xml:space="preserve">Redes inalámbricas</w:t>
         </w:r>
       </w:hyperlink>
       <w:r>
@@ -1213,7 +1213,7 @@
           <w:b/>
           <w:bCs/>
         </w:rPr>
-        <w:t xml:space="preserve">UD10 · Servicios de red: DHCP, DNS y NTP</w:t>
+        <w:t xml:space="preserve">Servicios de red: DHCP, DNS y NTP</w:t>
       </w:r>
       <w:r>
         <w:t xml:space="preserve"> </w:t>
@@ -1329,7 +1329,7 @@
         <w:pStyle w:val="FirstParagraph"/>
       </w:pPr>
       <w:r>
-        <w:t xml:space="preserve">En las unidades anteriores levantaste el esqueleto: cables y tramas (UD2), direcciones y subredes (UD3), switches y VLANs (UD4-UD5), routers y rutas (UD6-UD7), filtrado (UD8) y salida a Internet (UD9). Ese esqueleto resuelve el problema del</w:t>
+        <w:t xml:space="preserve">En las unidades anteriores levantaste el esqueleto: cables y tramas, direcciones y subredes, switches y VLANs, routers y rutas, filtrado y salida a Internet. Ese esqueleto resuelve el problema del</w:t>
       </w:r>
       <w:r>
         <w:t xml:space="preserve"> </w:t>
@@ -2630,7 +2630,7 @@
           <w:b/>
           <w:bCs/>
         </w:rPr>
-        <w:t xml:space="preserve">UD10 · Servicios de red: DHCP, DNS y NTP</w:t>
+        <w:t xml:space="preserve">Servicios de red: DHCP, DNS y NTP</w:t>
       </w:r>
       <w:r>
         <w:t xml:space="preserve"> </w:t>
@@ -2711,7 +2711,7 @@
           <w:rPr>
             <w:rStyle w:val="Hyperlink"/>
           </w:rPr>
-          <w:t xml:space="preserve">UD3</w:t>
+          <w:t xml:space="preserve">unidad de dirección IP</w:t>
         </w:r>
       </w:hyperlink>
       <w:r>
@@ -4515,7 +4515,7 @@
           <w:b/>
           <w:bCs/>
         </w:rPr>
-        <w:t xml:space="preserve">UD10 · Servicios de red: DHCP, DNS y NTP</w:t>
+        <w:t xml:space="preserve">Servicios de red: DHCP, DNS y NTP</w:t>
       </w:r>
       <w:r>
         <w:t xml:space="preserve"> </w:t>
@@ -5467,7 +5467,7 @@
           <w:rPr>
             <w:rStyle w:val="Hyperlink"/>
           </w:rPr>
-          <w:t xml:space="preserve">UD5</w:t>
+          <w:t xml:space="preserve">unidad de trunking e inter-VLAN</w:t>
         </w:r>
       </w:hyperlink>
       <w:r>
@@ -6621,7 +6621,7 @@
           <w:b/>
           <w:bCs/>
         </w:rPr>
-        <w:t xml:space="preserve">UD10 · Servicios de red: DHCP, DNS y NTP</w:t>
+        <w:t xml:space="preserve">Servicios de red: DHCP, DNS y NTP</w:t>
       </w:r>
       <w:r>
         <w:t xml:space="preserve"> </w:t>
@@ -6679,7 +6679,7 @@
         <w:pStyle w:val="FirstParagraph"/>
       </w:pPr>
       <w:r>
-        <w:t xml:space="preserve">En la Unidad 01 viste DNS como</w:t>
+        <w:t xml:space="preserve">En unidades anteriores viste DNS como</w:t>
       </w:r>
       <w:r>
         <w:t xml:space="preserve"> </w:t>
@@ -8629,7 +8629,7 @@
           <w:b/>
           <w:bCs/>
         </w:rPr>
-        <w:t xml:space="preserve">UD10 · Servicios de red: DHCP, DNS y NTP</w:t>
+        <w:t xml:space="preserve">Servicios de red: DHCP, DNS y NTP</w:t>
       </w:r>
       <w:r>
         <w:t xml:space="preserve"> </w:t>
@@ -9934,7 +9934,7 @@
           <w:b/>
           <w:bCs/>
         </w:rPr>
-        <w:t xml:space="preserve">UD10 · Servicios de red: DHCP, DNS y NTP</w:t>
+        <w:t xml:space="preserve">Servicios de red: DHCP, DNS y NTP</w:t>
       </w:r>
       <w:r>
         <w:t xml:space="preserve"> </w:t>
@@ -11326,7 +11326,7 @@
           <w:b/>
           <w:bCs/>
         </w:rPr>
-        <w:t xml:space="preserve">UD10 · Servicios de red: DHCP, DNS y NTP</w:t>
+        <w:t xml:space="preserve">Servicios de red: DHCP, DNS y NTP</w:t>
       </w:r>
       <w:r>
         <w:t xml:space="preserve"> </w:t>
@@ -13503,7 +13503,7 @@
           <w:b/>
           <w:bCs/>
         </w:rPr>
-        <w:t xml:space="preserve">UD10 · Servicios de red: DHCP, DNS y NTP</w:t>
+        <w:t xml:space="preserve">Servicios de red: DHCP, DNS y NTP</w:t>
       </w:r>
       <w:r>
         <w:t xml:space="preserve"> </w:t>
@@ -13580,7 +13580,7 @@
         <w:pStyle w:val="FirstParagraph"/>
       </w:pPr>
       <w:r>
-        <w:t xml:space="preserve">El método es el mismo que aprendiste en la Unidad 01 (la escalera del ping), pero aplicado a los servicios:</w:t>
+        <w:t xml:space="preserve">El método es el mismo que aprendiste en unidades anteriores (la escalera del ping), pero aplicado a los servicios:</w:t>
       </w:r>
     </w:p>
     <w:p>
@@ -15803,7 +15803,7 @@
         <w:pStyle w:val="FirstParagraph"/>
       </w:pPr>
       <w:r>
-        <w:t xml:space="preserve">El cierre práctico de la U10, con DORA, dominios y relojes en hora 🗄️</w:t>
+        <w:t xml:space="preserve">El cierre práctico, con DORA, dominios y relojes en hora 🗄️</w:t>
       </w:r>
     </w:p>
     <w:p>
@@ -15837,7 +15837,7 @@
           <w:b/>
           <w:bCs/>
         </w:rPr>
-        <w:t xml:space="preserve">UD10 · Servicios de red: DHCP, DNS y NTP</w:t>
+        <w:t xml:space="preserve">Servicios de red: DHCP, DNS y NTP</w:t>
       </w:r>
       <w:r>
         <w:t xml:space="preserve"> </w:t>
@@ -18008,7 +18008,7 @@
           <w:b/>
           <w:bCs/>
         </w:rPr>
-        <w:t xml:space="preserve">PRÓXIMAMENTE EN U11:</w:t>
+        <w:t xml:space="preserve">PRÓXIMAMENTE:</w:t>
       </w:r>
       <w:r>
         <w:t xml:space="preserve"> </w:t>
@@ -18313,7 +18313,7 @@
           <w:rPr>
             <w:rStyle w:val="Hyperlink"/>
           </w:rPr>
-          <w:t xml:space="preserve">UD11 · Redes inalámbricas</w:t>
+          <w:t xml:space="preserve">Redes inalámbricas</w:t>
         </w:r>
       </w:hyperlink>
     </w:p>
